--- a/public/templates/Удостоверение за поливност/Удостоверение за ПОЛИВНОСТ НА ЗЕМЕДЕЛСКА ЗЕМЯ.docx
+++ b/public/templates/Удостоверение за поливност/Удостоверение за ПОЛИВНОСТ НА ЗЕМЕДЕЛСКА ЗЕМЯ.docx
@@ -185,7 +185,39 @@
           <w:sz w:val="24"/>
           <w:szCs w:val="24"/>
         </w:rPr>
-        <w:t>„НАПОИТЕЛНИ СИСТЕМИ“ ЕАД, клон Средна Тунджа, издава настоящото удостоверение за:</w:t>
+        <w:t xml:space="preserve">„НАПОИТЕЛНИ СИСТЕМИ“ ЕАД, клон </w:t>
+      </w:r>
+      <w:r>
+        <w:rPr>
+          <w:rFonts w:ascii="Times New Roman" w:hAnsi="Times New Roman" w:cs="Times New Roman"/>
+          <w:sz w:val="24"/>
+          <w:szCs w:val="24"/>
+        </w:rPr>
+        <w:t>„</w:t>
+      </w:r>
+      <w:r>
+        <w:rPr>
+          <w:rFonts w:ascii="Times New Roman" w:hAnsi="Times New Roman" w:cs="Times New Roman"/>
+          <w:sz w:val="24"/>
+          <w:szCs w:val="24"/>
+        </w:rPr>
+        <w:t>Средна Тунджа</w:t>
+      </w:r>
+      <w:r>
+        <w:rPr>
+          <w:rFonts w:ascii="Times New Roman" w:hAnsi="Times New Roman" w:cs="Times New Roman"/>
+          <w:sz w:val="24"/>
+          <w:szCs w:val="24"/>
+        </w:rPr>
+        <w:t>“</w:t>
+      </w:r>
+      <w:r>
+        <w:rPr>
+          <w:rFonts w:ascii="Times New Roman" w:hAnsi="Times New Roman" w:cs="Times New Roman"/>
+          <w:sz w:val="24"/>
+          <w:szCs w:val="24"/>
+        </w:rPr>
+        <w:t>, издава настоящото удостоверение за:</w:t>
       </w:r>
     </w:p>
     <w:p>
@@ -223,6 +255,8 @@
       <w:r>
         <w:rPr>
           <w:rFonts w:ascii="Times New Roman" w:hAnsi="Times New Roman" w:cs="Times New Roman"/>
+          <w:b/>
+          <w:bCs/>
           <w:sz w:val="24"/>
           <w:szCs w:val="24"/>
           <w:lang w:val="en-US"/>
@@ -232,6 +266,8 @@
       <w:r>
         <w:rPr>
           <w:rFonts w:ascii="Times New Roman" w:hAnsi="Times New Roman" w:cs="Times New Roman"/>
+          <w:b/>
+          <w:bCs/>
           <w:sz w:val="24"/>
           <w:szCs w:val="24"/>
         </w:rPr>
@@ -240,6 +276,8 @@
       <w:r>
         <w:rPr>
           <w:rFonts w:ascii="Times New Roman" w:hAnsi="Times New Roman" w:cs="Times New Roman"/>
+          <w:b/>
+          <w:bCs/>
           <w:sz w:val="24"/>
           <w:szCs w:val="24"/>
           <w:lang w:val="en-US"/>
@@ -249,6 +287,8 @@
       <w:r>
         <w:rPr>
           <w:rFonts w:ascii="Times New Roman" w:hAnsi="Times New Roman" w:cs="Times New Roman"/>
+          <w:b/>
+          <w:bCs/>
           <w:sz w:val="24"/>
           <w:szCs w:val="24"/>
         </w:rPr>
@@ -257,6 +297,8 @@
       <w:r>
         <w:rPr>
           <w:rFonts w:ascii="Times New Roman" w:hAnsi="Times New Roman" w:cs="Times New Roman"/>
+          <w:b/>
+          <w:bCs/>
           <w:sz w:val="24"/>
           <w:szCs w:val="24"/>
           <w:lang w:val="en-US"/>
@@ -266,6 +308,8 @@
       <w:r>
         <w:rPr>
           <w:rFonts w:ascii="Times New Roman" w:hAnsi="Times New Roman" w:cs="Times New Roman"/>
+          <w:b/>
+          <w:bCs/>
           <w:sz w:val="24"/>
           <w:szCs w:val="24"/>
         </w:rPr>
@@ -274,6 +318,8 @@
       <w:r>
         <w:rPr>
           <w:rFonts w:ascii="Times New Roman" w:hAnsi="Times New Roman" w:cs="Times New Roman"/>
+          <w:b/>
+          <w:bCs/>
           <w:sz w:val="24"/>
           <w:szCs w:val="24"/>
           <w:lang w:val="en-US"/>
@@ -299,6 +345,8 @@
       <w:r>
         <w:rPr>
           <w:rFonts w:ascii="Times New Roman" w:hAnsi="Times New Roman" w:cs="Times New Roman"/>
+          <w:b/>
+          <w:bCs/>
           <w:sz w:val="24"/>
           <w:szCs w:val="24"/>
           <w:lang w:val="en-US"/>
@@ -308,6 +356,8 @@
       <w:r>
         <w:rPr>
           <w:rFonts w:ascii="Times New Roman" w:hAnsi="Times New Roman" w:cs="Times New Roman"/>
+          <w:b/>
+          <w:bCs/>
           <w:sz w:val="24"/>
           <w:szCs w:val="24"/>
         </w:rPr>
@@ -316,6 +366,8 @@
       <w:r>
         <w:rPr>
           <w:rFonts w:ascii="Times New Roman" w:hAnsi="Times New Roman" w:cs="Times New Roman"/>
+          <w:b/>
+          <w:bCs/>
           <w:sz w:val="24"/>
           <w:szCs w:val="24"/>
           <w:lang w:val="en-US"/>
@@ -727,6 +779,8 @@
       <w:r>
         <w:rPr>
           <w:rFonts w:ascii="Times New Roman" w:hAnsi="Times New Roman" w:cs="Times New Roman"/>
+          <w:b/>
+          <w:bCs/>
           <w:sz w:val="24"/>
           <w:szCs w:val="24"/>
           <w:lang w:val="en-US"/>
@@ -736,6 +790,8 @@
       <w:r>
         <w:rPr>
           <w:rFonts w:ascii="Times New Roman" w:hAnsi="Times New Roman" w:cs="Times New Roman"/>
+          <w:b/>
+          <w:bCs/>
           <w:sz w:val="24"/>
           <w:szCs w:val="24"/>
         </w:rPr>
@@ -744,6 +800,8 @@
       <w:r>
         <w:rPr>
           <w:rFonts w:ascii="Times New Roman" w:hAnsi="Times New Roman" w:cs="Times New Roman"/>
+          <w:b/>
+          <w:bCs/>
           <w:sz w:val="24"/>
           <w:szCs w:val="24"/>
           <w:lang w:val="en-US"/>
@@ -753,6 +811,8 @@
       <w:r>
         <w:rPr>
           <w:rFonts w:ascii="Times New Roman" w:hAnsi="Times New Roman" w:cs="Times New Roman"/>
+          <w:b/>
+          <w:bCs/>
           <w:sz w:val="24"/>
           <w:szCs w:val="24"/>
         </w:rPr>
@@ -761,6 +821,8 @@
       <w:r>
         <w:rPr>
           <w:rFonts w:ascii="Times New Roman" w:hAnsi="Times New Roman" w:cs="Times New Roman"/>
+          <w:b/>
+          <w:bCs/>
           <w:sz w:val="24"/>
           <w:szCs w:val="24"/>
           <w:lang w:val="en-US"/>
@@ -770,6 +832,8 @@
       <w:r>
         <w:rPr>
           <w:rFonts w:ascii="Times New Roman" w:hAnsi="Times New Roman" w:cs="Times New Roman"/>
+          <w:b/>
+          <w:bCs/>
           <w:sz w:val="24"/>
           <w:szCs w:val="24"/>
         </w:rPr>
@@ -778,11 +842,32 @@
       <w:r>
         <w:rPr>
           <w:rFonts w:ascii="Times New Roman" w:hAnsi="Times New Roman" w:cs="Times New Roman"/>
-          <w:sz w:val="24"/>
-          <w:szCs w:val="24"/>
-          <w:lang w:val="en-US"/>
-        </w:rPr>
-        <w:t xml:space="preserve">} </w:t>
+          <w:b/>
+          <w:bCs/>
+          <w:sz w:val="24"/>
+          <w:szCs w:val="24"/>
+          <w:lang w:val="en-US"/>
+        </w:rPr>
+        <w:t>}</w:t>
+      </w:r>
+      <w:r>
+        <w:rPr>
+          <w:rFonts w:ascii="Times New Roman" w:hAnsi="Times New Roman" w:cs="Times New Roman"/>
+          <w:b/>
+          <w:bCs/>
+          <w:sz w:val="24"/>
+          <w:szCs w:val="24"/>
+        </w:rPr>
+        <w:t xml:space="preserve"> </w:t>
+      </w:r>
+      <w:r>
+        <w:rPr>
+          <w:rFonts w:ascii="Times New Roman" w:hAnsi="Times New Roman" w:cs="Times New Roman"/>
+          <w:sz w:val="24"/>
+          <w:szCs w:val="24"/>
+          <w:lang w:val="en-US"/>
+        </w:rPr>
+        <w:t xml:space="preserve"> </w:t>
       </w:r>
       <w:r>
         <w:rPr>
@@ -919,15 +1004,37 @@
         </w:rPr>
         <w:t xml:space="preserve">Инж. </w:t>
       </w:r>
-      <w:r>
-        <w:rPr>
-          <w:rFonts w:ascii="Times New Roman" w:hAnsi="Times New Roman" w:cs="Times New Roman"/>
-          <w:b/>
-          <w:sz w:val="24"/>
-          <w:szCs w:val="24"/>
-        </w:rPr>
-        <w:t>Митошка Ишмериева</w:t>
-      </w:r>
+      <w:proofErr w:type="spellStart"/>
+      <w:r>
+        <w:rPr>
+          <w:rFonts w:ascii="Times New Roman" w:hAnsi="Times New Roman" w:cs="Times New Roman"/>
+          <w:b/>
+          <w:sz w:val="24"/>
+          <w:szCs w:val="24"/>
+        </w:rPr>
+        <w:t>Митошка</w:t>
+      </w:r>
+      <w:proofErr w:type="spellEnd"/>
+      <w:r>
+        <w:rPr>
+          <w:rFonts w:ascii="Times New Roman" w:hAnsi="Times New Roman" w:cs="Times New Roman"/>
+          <w:b/>
+          <w:sz w:val="24"/>
+          <w:szCs w:val="24"/>
+        </w:rPr>
+        <w:t xml:space="preserve"> </w:t>
+      </w:r>
+      <w:proofErr w:type="spellStart"/>
+      <w:r>
+        <w:rPr>
+          <w:rFonts w:ascii="Times New Roman" w:hAnsi="Times New Roman" w:cs="Times New Roman"/>
+          <w:b/>
+          <w:sz w:val="24"/>
+          <w:szCs w:val="24"/>
+        </w:rPr>
+        <w:t>Ишмериева</w:t>
+      </w:r>
+      <w:proofErr w:type="spellEnd"/>
       <w:r>
         <w:rPr>
           <w:rFonts w:ascii="Times New Roman" w:hAnsi="Times New Roman" w:cs="Times New Roman"/>
@@ -977,6 +1084,7 @@
     </w:p>
     <w:p>
       <w:pPr>
+        <w:spacing w:after="0"/>
         <w:jc w:val="both"/>
         <w:rPr>
           <w:rFonts w:ascii="Times New Roman" w:hAnsi="Times New Roman" w:cs="Times New Roman"/>
@@ -1007,6 +1115,7 @@
     </w:p>
     <w:p>
       <w:pPr>
+        <w:spacing w:after="0"/>
         <w:jc w:val="both"/>
         <w:rPr>
           <w:rFonts w:ascii="Times New Roman" w:hAnsi="Times New Roman" w:cs="Times New Roman"/>
@@ -1179,9 +1288,9 @@
         <w:lang w:eastAsia="bg-BG"/>
       </w:rPr>
       <w:drawing>
-        <wp:inline distT="0" distB="0" distL="0" distR="0" wp14:anchorId="78ECF9E8" wp14:editId="363C28DA">
-          <wp:extent cx="5591175" cy="895350"/>
-          <wp:effectExtent l="0" t="0" r="9525" b="0"/>
+        <wp:inline distT="0" distB="0" distL="0" distR="0" wp14:anchorId="78ECF9E8" wp14:editId="32F80708">
+          <wp:extent cx="5769165" cy="894715"/>
+          <wp:effectExtent l="0" t="0" r="3175" b="0"/>
           <wp:docPr id="1" name="Картина 1"/>
           <wp:cNvGraphicFramePr>
             <a:graphicFrameLocks xmlns:a="http://schemas.openxmlformats.org/drawingml/2006/main" noChangeAspect="1"/>
@@ -1211,7 +1320,7 @@
                 <pic:spPr bwMode="auto">
                   <a:xfrm>
                     <a:off x="0" y="0"/>
-                    <a:ext cx="5591175" cy="895350"/>
+                    <a:ext cx="5792004" cy="898257"/>
                   </a:xfrm>
                   <a:prstGeom prst="rect">
                     <a:avLst/>
